--- a/金控單位風險管理考核項目_2025_數位科技處.docx
+++ b/金控單位風險管理考核項目_2025_數位科技處.docx
@@ -242,7 +242,7 @@
       </w:tr>
       <w:tr>
         <w:trPr>
-          <w:trHeight w:val="855"/>
+          <w:trHeight w:val="194"/>
         </w:trPr>
         <w:tc>
           <w:tcPr>
@@ -272,7 +272,7 @@
             </w:pPr>
             <w:r>
               <w:rPr>
-                <w:rFonts w:ascii="Century Gothic" w:eastAsia="標楷體" w:hAnsi="Century Gothic"/>
+                <w:rFonts w:ascii="Century Gothic" w:eastAsia="標楷體" w:hAnsi="Century Gothic" w:hint="eastAsia"/>
                 <w:color w:val="0000FF"/>
                 <w:szCs w:val="24"/>
               </w:rPr>
@@ -312,25 +312,7 @@
                 <w:color w:val="0000FF"/>
                 <w:szCs w:val="24"/>
               </w:rPr>
-              <w:t>新興科技應用</w:t>
-            </w:r>
-          </w:p>
-          <w:p>
-            <w:pPr>
-              <w:jc w:val="center"/>
-              <w:rPr>
-                <w:rFonts w:ascii="Century Gothic" w:eastAsia="標楷體" w:hAnsi="Century Gothic"/>
-                <w:color w:val="0000FF"/>
-                <w:szCs w:val="24"/>
-              </w:rPr>
-            </w:pPr>
-            <w:r>
-              <w:rPr>
-                <w:rFonts w:ascii="Century Gothic" w:eastAsia="標楷體" w:hAnsi="Century Gothic" w:hint="eastAsia"/>
-                <w:color w:val="0000FF"/>
-                <w:szCs w:val="24"/>
-              </w:rPr>
-              <w:t>管理準則</w:t>
+              <w:t>爬蟲管理要點</w:t>
             </w:r>
           </w:p>
         </w:tc>
@@ -356,8 +338,6 @@
               <w:jc w:val="both"/>
               <w:rPr>
                 <w:rFonts w:ascii="Century Gothic" w:eastAsia="標楷體" w:hAnsi="Century Gothic"/>
-                <w:b/>
-                <w:bCs/>
                 <w:color w:val="0000FF"/>
                 <w:szCs w:val="24"/>
               </w:rPr>
@@ -369,34 +349,18 @@
                 <w:kern w:val="0"/>
                 <w:szCs w:val="24"/>
               </w:rPr>
-              <w:t>為以風險基礎方法建立本公司及</w:t>
-            </w:r>
-            <w:r>
-              <w:rPr>
-                <w:rFonts w:ascii="標楷體" w:eastAsia="標楷體" w:hAnsi="標楷體" w:hint="eastAsia"/>
-                <w:color w:val="0000FF"/>
-              </w:rPr>
-              <w:t>國內</w:t>
-            </w:r>
-            <w:bookmarkStart w:id="0" w:name="_Hlk203058139"/>
-            <w:r>
-              <w:rPr>
-                <w:rFonts w:ascii="標楷體" w:eastAsia="標楷體" w:hAnsi="標楷體" w:hint="eastAsia"/>
-                <w:color w:val="0000FF"/>
-              </w:rPr>
-              <w:t>各</w:t>
-            </w:r>
-            <w:bookmarkEnd w:id="0"/>
+              <w:t>為有效管理本公司及各子公司運用網路爬蟲技術蒐集外部公開資料之作業，確保資料蒐集過程符合相關法令規範並降低法律及資安風險，就</w:t>
+            </w:r>
             <w:r>
               <w:rPr>
                 <w:rFonts w:ascii="標楷體" w:eastAsia="標楷體" w:hAnsi="標楷體" w:cs="Arial" w:hint="eastAsia"/>
                 <w:color w:val="0000FF"/>
                 <w:kern w:val="0"/>
                 <w:szCs w:val="24"/>
-              </w:rPr>
-              <w:t>子公司運用新興科技應用之管理機制，參考金管會</w:t>
-            </w:r>
-            <w:bookmarkStart w:id="1" w:name="_Hlk199259759"/>
+                <w:u w:val="single"/>
+              </w:rPr>
+              <w:t>適用範圍</w:t>
+            </w:r>
             <w:r>
               <w:rPr>
                 <w:rFonts w:ascii="標楷體" w:eastAsia="標楷體" w:hAnsi="標楷體" w:cs="Arial" w:hint="eastAsia"/>
@@ -404,34 +368,36 @@
                 <w:kern w:val="0"/>
                 <w:szCs w:val="24"/>
               </w:rPr>
-              <w:t>「金融業運用人工智慧</w:t>
-            </w:r>
-            <w:r>
-              <w:rPr>
-                <w:rFonts w:ascii="Times New Roman" w:eastAsia="標楷體" w:hAnsi="Times New Roman" w:cs="Times New Roman"/>
+              <w:t>、</w:t>
+            </w:r>
+            <w:r>
+              <w:rPr>
+                <w:rFonts w:ascii="標楷體" w:eastAsia="標楷體" w:hAnsi="標楷體" w:cs="Arial" w:hint="eastAsia"/>
                 <w:color w:val="0000FF"/>
                 <w:kern w:val="0"/>
                 <w:szCs w:val="24"/>
-              </w:rPr>
-              <w:t>（</w:t>
-            </w:r>
-            <w:r>
-              <w:rPr>
-                <w:rFonts w:ascii="Times New Roman" w:eastAsia="標楷體" w:hAnsi="Times New Roman" w:cs="Times New Roman" w:hint="eastAsia"/>
+                <w:u w:val="single"/>
+              </w:rPr>
+              <w:t>名詞定義</w:t>
+            </w:r>
+            <w:r>
+              <w:rPr>
+                <w:rFonts w:ascii="標楷體" w:eastAsia="標楷體" w:hAnsi="標楷體" w:cs="Arial" w:hint="eastAsia"/>
                 <w:color w:val="0000FF"/>
                 <w:kern w:val="0"/>
                 <w:szCs w:val="24"/>
               </w:rPr>
-              <w:t>AI</w:t>
-            </w:r>
-            <w:r>
-              <w:rPr>
-                <w:rFonts w:ascii="Times New Roman" w:eastAsia="標楷體" w:hAnsi="Times New Roman" w:cs="Times New Roman"/>
+              <w:t>、</w:t>
+            </w:r>
+            <w:r>
+              <w:rPr>
+                <w:rFonts w:ascii="標楷體" w:eastAsia="標楷體" w:hAnsi="標楷體" w:cs="Arial" w:hint="eastAsia"/>
                 <w:color w:val="0000FF"/>
                 <w:kern w:val="0"/>
                 <w:szCs w:val="24"/>
-              </w:rPr>
-              <w:t>）指引</w:t>
+                <w:u w:val="single"/>
+              </w:rPr>
+              <w:t>管理權責</w:t>
             </w:r>
             <w:r>
               <w:rPr>
@@ -440,26 +406,26 @@
                 <w:kern w:val="0"/>
                 <w:szCs w:val="24"/>
               </w:rPr>
-              <w:t>」</w:t>
-            </w:r>
-            <w:bookmarkEnd w:id="1"/>
+              <w:t>、</w:t>
+            </w:r>
             <w:r>
               <w:rPr>
                 <w:rFonts w:ascii="標楷體" w:eastAsia="標楷體" w:hAnsi="標楷體" w:cs="Arial" w:hint="eastAsia"/>
                 <w:color w:val="0000FF"/>
                 <w:kern w:val="0"/>
                 <w:szCs w:val="24"/>
-              </w:rPr>
-              <w:t>，</w:t>
-            </w:r>
-            <w:r>
-              <w:rPr>
-                <w:rFonts w:ascii="標楷體" w:eastAsia="標楷體" w:hAnsi="標楷體" w:cs="Arial"/>
+                <w:u w:val="single"/>
+              </w:rPr>
+              <w:t>爬蟲開發與部署規範</w:t>
+            </w:r>
+            <w:r>
+              <w:rPr>
+                <w:rFonts w:ascii="標楷體" w:eastAsia="標楷體" w:hAnsi="標楷體" w:cs="Arial" w:hint="eastAsia"/>
                 <w:color w:val="0000FF"/>
                 <w:kern w:val="0"/>
                 <w:szCs w:val="24"/>
               </w:rPr>
-              <w:t>就</w:t>
+              <w:t>、</w:t>
             </w:r>
             <w:r>
               <w:rPr>
@@ -469,7 +435,7 @@
                 <w:szCs w:val="24"/>
                 <w:u w:val="single"/>
               </w:rPr>
-              <w:t>定義</w:t>
+              <w:t>資料蒐集原則</w:t>
             </w:r>
             <w:r>
               <w:rPr>
@@ -478,7 +444,7 @@
                 <w:kern w:val="0"/>
                 <w:szCs w:val="24"/>
               </w:rPr>
-              <w:t>、</w:t>
+              <w:t>及</w:t>
             </w:r>
             <w:r>
               <w:rPr>
@@ -488,7 +454,7 @@
                 <w:szCs w:val="24"/>
                 <w:u w:val="single"/>
               </w:rPr>
-              <w:t>遵循原則</w:t>
+              <w:t>監控機制</w:t>
             </w:r>
             <w:r>
               <w:rPr>
@@ -497,72 +463,7 @@
                 <w:kern w:val="0"/>
                 <w:szCs w:val="24"/>
               </w:rPr>
-              <w:t>、</w:t>
-            </w:r>
-            <w:r>
-              <w:rPr>
-                <w:rFonts w:ascii="標楷體" w:eastAsia="標楷體" w:hAnsi="標楷體" w:cs="Arial" w:hint="eastAsia"/>
-                <w:color w:val="0000FF"/>
-                <w:kern w:val="0"/>
-                <w:szCs w:val="24"/>
-                <w:u w:val="single"/>
-              </w:rPr>
-              <w:t>治理組織設置與權責</w:t>
-            </w:r>
-            <w:r>
-              <w:rPr>
-                <w:rFonts w:ascii="標楷體" w:eastAsia="標楷體" w:hAnsi="標楷體" w:cs="Arial" w:hint="eastAsia"/>
-                <w:color w:val="0000FF"/>
-                <w:kern w:val="0"/>
-                <w:szCs w:val="24"/>
-              </w:rPr>
-              <w:t>、</w:t>
-            </w:r>
-            <w:r>
-              <w:rPr>
-                <w:rFonts w:ascii="標楷體" w:eastAsia="標楷體" w:hAnsi="標楷體" w:cs="Arial" w:hint="eastAsia"/>
-                <w:color w:val="0000FF"/>
-                <w:kern w:val="0"/>
-                <w:szCs w:val="24"/>
-                <w:u w:val="single"/>
-              </w:rPr>
-              <w:t>管理及查核機制</w:t>
-            </w:r>
-            <w:r>
-              <w:rPr>
-                <w:rFonts w:ascii="標楷體" w:eastAsia="標楷體" w:hAnsi="標楷體" w:cs="Arial"/>
-                <w:color w:val="0000FF"/>
-                <w:kern w:val="0"/>
-                <w:szCs w:val="24"/>
-              </w:rPr>
-              <w:t>等事宜</w:t>
-            </w:r>
-            <w:r>
-              <w:rPr>
-                <w:rFonts w:ascii="標楷體" w:eastAsia="標楷體" w:hAnsi="標楷體" w:cs="Arial" w:hint="eastAsia"/>
-                <w:color w:val="0000FF"/>
-                <w:kern w:val="0"/>
-                <w:szCs w:val="24"/>
-              </w:rPr>
-              <w:t>訂定本準則</w:t>
-            </w:r>
-            <w:r>
-              <w:rPr>
-                <w:rFonts w:ascii="標楷體" w:eastAsia="標楷體" w:hAnsi="標楷體" w:cs="Arial"/>
-                <w:color w:val="0000FF"/>
-                <w:kern w:val="0"/>
-                <w:szCs w:val="24"/>
-              </w:rPr>
-              <w:t>，以資遵循</w:t>
-            </w:r>
-            <w:r>
-              <w:rPr>
-                <w:rFonts w:ascii="標楷體" w:eastAsia="標楷體" w:hAnsi="標楷體" w:cs="Arial" w:hint="eastAsia"/>
-                <w:color w:val="0000FF"/>
-                <w:kern w:val="0"/>
-                <w:szCs w:val="24"/>
-              </w:rPr>
-              <w:t>。</w:t>
+              <w:t>等事宜訂定本要點，以資遵循。</w:t>
             </w:r>
           </w:p>
         </w:tc>
@@ -639,7 +540,7 @@
                 <w:color w:val="0000FF"/>
                 <w:szCs w:val="24"/>
               </w:rPr>
-              <w:t>新興科技應用</w:t>
+              <w:t>運用人工智慧</w:t>
             </w:r>
           </w:p>
           <w:p>
@@ -657,7 +558,7 @@
                 <w:color w:val="0000FF"/>
                 <w:szCs w:val="24"/>
               </w:rPr>
-              <w:t>人工智慧細則</w:t>
+              <w:t>管理政策</w:t>
             </w:r>
           </w:p>
         </w:tc>
@@ -689,203 +590,107 @@
             </w:pPr>
             <w:r>
               <w:rPr>
-                <w:rFonts w:eastAsia="標楷體"/>
-                <w:color w:val="0000FF"/>
-              </w:rPr>
-              <w:t>為</w:t>
-            </w:r>
-            <w:r>
-              <w:rPr>
-                <w:rFonts w:eastAsia="標楷體" w:hint="eastAsia"/>
-                <w:color w:val="0000FF"/>
-              </w:rPr>
-              <w:t>依風險基礎方法執行</w:t>
-            </w:r>
-            <w:r>
-              <w:rPr>
-                <w:rFonts w:eastAsia="標楷體"/>
-                <w:color w:val="0000FF"/>
-              </w:rPr>
-              <w:t>運用人工智慧技術</w:t>
-            </w:r>
-            <w:r>
-              <w:rPr>
-                <w:rFonts w:eastAsia="標楷體" w:hint="eastAsia"/>
-                <w:color w:val="0000FF"/>
-              </w:rPr>
-              <w:t>之管理措施</w:t>
-            </w:r>
-            <w:r>
-              <w:rPr>
-                <w:rFonts w:eastAsia="標楷體"/>
-                <w:color w:val="0000FF"/>
-              </w:rPr>
-              <w:t>，</w:t>
-            </w:r>
-            <w:r>
-              <w:rPr>
-                <w:rFonts w:eastAsia="標楷體" w:hint="eastAsia"/>
-                <w:color w:val="0000FF"/>
-              </w:rPr>
-              <w:t>參考「金融業運用人工智慧</w:t>
-            </w:r>
-            <w:r>
-              <w:rPr>
-                <w:rFonts w:eastAsia="標楷體"/>
-                <w:color w:val="0000FF"/>
-              </w:rPr>
-              <w:t>（</w:t>
-            </w:r>
-            <w:r>
-              <w:rPr>
-                <w:rFonts w:eastAsia="標楷體" w:hint="eastAsia"/>
-                <w:color w:val="0000FF"/>
-              </w:rPr>
-              <w:t>AI</w:t>
-            </w:r>
-            <w:r>
-              <w:rPr>
-                <w:rFonts w:eastAsia="標楷體"/>
-                <w:color w:val="0000FF"/>
-              </w:rPr>
-              <w:t>）</w:t>
-            </w:r>
-            <w:r>
-              <w:rPr>
-                <w:rFonts w:eastAsia="標楷體" w:hint="eastAsia"/>
-                <w:color w:val="0000FF"/>
-              </w:rPr>
-              <w:t>指引」並依本公司「新興科技應用管理準則」，就</w:t>
-            </w:r>
-            <w:r>
-              <w:rPr>
-                <w:rFonts w:eastAsia="標楷體" w:hint="eastAsia"/>
-                <w:color w:val="0000FF"/>
-                <w:u w:val="single"/>
-              </w:rPr>
-              <w:t>適用範圍</w:t>
-            </w:r>
-            <w:r>
-              <w:rPr>
-                <w:rFonts w:eastAsia="標楷體" w:hint="eastAsia"/>
-                <w:color w:val="0000FF"/>
+                <w:rFonts w:ascii="標楷體" w:eastAsia="標楷體" w:hAnsi="標楷體" w:cs="Arial" w:hint="eastAsia"/>
+                <w:color w:val="0000FF"/>
+                <w:kern w:val="0"/>
+                <w:szCs w:val="24"/>
+              </w:rPr>
+              <w:t>為建立本公司運用人工智慧技術之最高指導原則，確保AI應用符合公平性、透明性、安全性及可問責性，並依循金管會「金融業運用人工智慧（AI）指引」及相關法令規範，就</w:t>
+            </w:r>
+            <w:r>
+              <w:rPr>
+                <w:rFonts w:ascii="標楷體" w:eastAsia="標楷體" w:hAnsi="標楷體" w:cs="Arial" w:hint="eastAsia"/>
+                <w:color w:val="0000FF"/>
+                <w:kern w:val="0"/>
+                <w:szCs w:val="24"/>
+                <w:u w:val="single"/>
+              </w:rPr>
+              <w:t>AI治理願景與策略</w:t>
+            </w:r>
+            <w:r>
+              <w:rPr>
+                <w:rFonts w:ascii="標楷體" w:eastAsia="標楷體" w:hAnsi="標楷體" w:cs="Arial" w:hint="eastAsia"/>
+                <w:color w:val="0000FF"/>
+                <w:kern w:val="0"/>
+                <w:szCs w:val="24"/>
               </w:rPr>
               <w:t>、</w:t>
             </w:r>
             <w:r>
               <w:rPr>
-                <w:rFonts w:eastAsia="標楷體" w:hint="eastAsia"/>
-                <w:color w:val="0000FF"/>
-                <w:u w:val="single"/>
-              </w:rPr>
-              <w:t>AI應用治理組織</w:t>
-            </w:r>
-            <w:r>
-              <w:rPr>
-                <w:rFonts w:eastAsia="標楷體" w:hint="eastAsia"/>
-                <w:color w:val="0000FF"/>
+                <w:rFonts w:ascii="標楷體" w:eastAsia="標楷體" w:hAnsi="標楷體" w:cs="Arial" w:hint="eastAsia"/>
+                <w:color w:val="0000FF"/>
+                <w:kern w:val="0"/>
+                <w:szCs w:val="24"/>
+                <w:u w:val="single"/>
+              </w:rPr>
+              <w:t>風險管理架構</w:t>
+            </w:r>
+            <w:r>
+              <w:rPr>
+                <w:rFonts w:ascii="標楷體" w:eastAsia="標楷體" w:hAnsi="標楷體" w:cs="Arial" w:hint="eastAsia"/>
+                <w:color w:val="0000FF"/>
+                <w:kern w:val="0"/>
+                <w:szCs w:val="24"/>
               </w:rPr>
               <w:t>、</w:t>
             </w:r>
             <w:r>
               <w:rPr>
-                <w:rFonts w:eastAsia="標楷體"/>
-                <w:color w:val="0000FF"/>
-                <w:u w:val="single"/>
-              </w:rPr>
-              <w:t>AI治理政策制定與監督</w:t>
-            </w:r>
-            <w:r>
-              <w:rPr>
-                <w:rFonts w:eastAsia="標楷體" w:hint="eastAsia"/>
-                <w:color w:val="0000FF"/>
+                <w:rFonts w:ascii="標楷體" w:eastAsia="標楷體" w:hAnsi="標楷體" w:cs="Arial" w:hint="eastAsia"/>
+                <w:color w:val="0000FF"/>
+                <w:kern w:val="0"/>
+                <w:szCs w:val="24"/>
+                <w:u w:val="single"/>
+              </w:rPr>
+              <w:t>倫理原則</w:t>
+            </w:r>
+            <w:r>
+              <w:rPr>
+                <w:rFonts w:ascii="標楷體" w:eastAsia="標楷體" w:hAnsi="標楷體" w:cs="Arial" w:hint="eastAsia"/>
+                <w:color w:val="0000FF"/>
+                <w:kern w:val="0"/>
+                <w:szCs w:val="24"/>
               </w:rPr>
               <w:t>、</w:t>
             </w:r>
             <w:r>
               <w:rPr>
-                <w:rFonts w:eastAsia="標楷體" w:hint="eastAsia"/>
-                <w:color w:val="0000FF"/>
-                <w:u w:val="single"/>
-              </w:rPr>
-              <w:t>本公司</w:t>
-            </w:r>
-            <w:r>
-              <w:rPr>
-                <w:rFonts w:eastAsia="標楷體"/>
-                <w:color w:val="0000FF"/>
-                <w:u w:val="single"/>
-              </w:rPr>
-              <w:t>AI應用</w:t>
-            </w:r>
-            <w:r>
-              <w:rPr>
-                <w:rFonts w:eastAsia="標楷體" w:hint="eastAsia"/>
-                <w:color w:val="0000FF"/>
-                <w:u w:val="single"/>
-              </w:rPr>
-              <w:t>風險管理</w:t>
-            </w:r>
-            <w:r>
-              <w:rPr>
-                <w:rFonts w:eastAsia="標楷體" w:hint="eastAsia"/>
-                <w:color w:val="0000FF"/>
-              </w:rPr>
-              <w:t>、</w:t>
-            </w:r>
-            <w:r>
-              <w:rPr>
-                <w:rFonts w:eastAsia="標楷體"/>
-                <w:color w:val="0000FF"/>
-                <w:u w:val="single"/>
-              </w:rPr>
-              <w:t>子公司AI應用專案</w:t>
-            </w:r>
-            <w:r>
-              <w:rPr>
-                <w:rFonts w:eastAsia="標楷體" w:hint="eastAsia"/>
-                <w:color w:val="0000FF"/>
-                <w:u w:val="single"/>
-              </w:rPr>
-              <w:t>備查機制</w:t>
-            </w:r>
-            <w:r>
-              <w:rPr>
-                <w:rFonts w:eastAsia="標楷體" w:hint="eastAsia"/>
-                <w:color w:val="0000FF"/>
-              </w:rPr>
-              <w:t>、</w:t>
-            </w:r>
-            <w:r>
-              <w:rPr>
-                <w:rFonts w:eastAsia="標楷體"/>
-                <w:color w:val="0000FF"/>
-                <w:u w:val="single"/>
-              </w:rPr>
-              <w:t>AI應用專案定期盤點</w:t>
-            </w:r>
-            <w:r>
-              <w:rPr>
-                <w:rFonts w:eastAsia="標楷體" w:hint="eastAsia"/>
-                <w:color w:val="0000FF"/>
-              </w:rPr>
-              <w:t>、</w:t>
-            </w:r>
-            <w:r>
-              <w:rPr>
-                <w:rFonts w:eastAsia="標楷體"/>
-                <w:color w:val="0000FF"/>
-                <w:u w:val="single"/>
-              </w:rPr>
-              <w:t>第三方業者暨委外之監督管理</w:t>
-            </w:r>
-            <w:r>
-              <w:rPr>
-                <w:rFonts w:ascii="Century Gothic" w:eastAsia="標楷體" w:hAnsi="Century Gothic"/>
-                <w:color w:val="0000FF"/>
-                <w:szCs w:val="24"/>
-              </w:rPr>
-              <w:t>等事宜訂定本細則，以資遵循。</w:t>
+                <w:rFonts w:ascii="標楷體" w:eastAsia="標楷體" w:hAnsi="標楷體" w:cs="Arial" w:hint="eastAsia"/>
+                <w:color w:val="0000FF"/>
+                <w:kern w:val="0"/>
+                <w:szCs w:val="24"/>
+                <w:u w:val="single"/>
+              </w:rPr>
+              <w:t>組織職責</w:t>
+            </w:r>
+            <w:r>
+              <w:rPr>
+                <w:rFonts w:ascii="標楷體" w:eastAsia="標楷體" w:hAnsi="標楷體" w:cs="Arial" w:hint="eastAsia"/>
+                <w:color w:val="0000FF"/>
+                <w:kern w:val="0"/>
+                <w:szCs w:val="24"/>
+              </w:rPr>
+              <w:t>及</w:t>
+            </w:r>
+            <w:r>
+              <w:rPr>
+                <w:rFonts w:ascii="標楷體" w:eastAsia="標楷體" w:hAnsi="標楷體" w:cs="Arial" w:hint="eastAsia"/>
+                <w:color w:val="0000FF"/>
+                <w:kern w:val="0"/>
+                <w:szCs w:val="24"/>
+                <w:u w:val="single"/>
+              </w:rPr>
+              <w:t>持續監督機制</w:t>
+            </w:r>
+            <w:r>
+              <w:rPr>
+                <w:rFonts w:ascii="標楷體" w:eastAsia="標楷體" w:hAnsi="標楷體" w:cs="Arial" w:hint="eastAsia"/>
+                <w:color w:val="0000FF"/>
+                <w:kern w:val="0"/>
+                <w:szCs w:val="24"/>
+              </w:rPr>
+              <w:t>等事宜訂定本政策，以資遵循。</w:t>
             </w:r>
           </w:p>
         </w:tc>
@@ -927,461 +732,6 @@
                 <w:szCs w:val="24"/>
               </w:rPr>
               <w:t>3</w:t>
-            </w:r>
-          </w:p>
-        </w:tc>
-        <w:tc>
-          <w:tcPr>
-            <w:tcW w:w="2381" w:type="dxa"/>
-            <w:tcBorders>
-              <w:top w:val="single" w:sz="8" w:space="0" w:color="auto"/>
-              <w:left w:val="nil"/>
-              <w:bottom w:val="single" w:sz="8" w:space="0" w:color="auto"/>
-              <w:right w:val="single" w:sz="8" w:space="0" w:color="auto"/>
-            </w:tcBorders>
-            <w:tcMar>
-              <w:top w:w="0" w:type="dxa"/>
-              <w:left w:w="108" w:type="dxa"/>
-              <w:bottom w:w="0" w:type="dxa"/>
-              <w:right w:w="108" w:type="dxa"/>
-            </w:tcMar>
-            <w:vAlign w:val="center"/>
-          </w:tcPr>
-          <w:p>
-            <w:pPr>
-              <w:jc w:val="center"/>
-              <w:rPr>
-                <w:rFonts w:ascii="Century Gothic" w:eastAsia="標楷體" w:hAnsi="Century Gothic"/>
-                <w:color w:val="0000FF"/>
-                <w:szCs w:val="24"/>
-              </w:rPr>
-            </w:pPr>
-            <w:r>
-              <w:rPr>
-                <w:rFonts w:ascii="Century Gothic" w:eastAsia="標楷體" w:hAnsi="Century Gothic" w:hint="eastAsia"/>
-                <w:color w:val="0000FF"/>
-                <w:szCs w:val="24"/>
-              </w:rPr>
-              <w:t>爬蟲管理要點</w:t>
-            </w:r>
-          </w:p>
-        </w:tc>
-        <w:tc>
-          <w:tcPr>
-            <w:tcW w:w="11643" w:type="dxa"/>
-            <w:tcBorders>
-              <w:top w:val="single" w:sz="8" w:space="0" w:color="auto"/>
-              <w:left w:val="nil"/>
-              <w:bottom w:val="single" w:sz="8" w:space="0" w:color="auto"/>
-              <w:right w:val="single" w:sz="8" w:space="0" w:color="auto"/>
-            </w:tcBorders>
-            <w:tcMar>
-              <w:top w:w="0" w:type="dxa"/>
-              <w:left w:w="108" w:type="dxa"/>
-              <w:bottom w:w="0" w:type="dxa"/>
-              <w:right w:w="108" w:type="dxa"/>
-            </w:tcMar>
-            <w:vAlign w:val="center"/>
-          </w:tcPr>
-          <w:p>
-            <w:pPr>
-              <w:jc w:val="both"/>
-              <w:rPr>
-                <w:rFonts w:ascii="Century Gothic" w:eastAsia="標楷體" w:hAnsi="Century Gothic"/>
-                <w:color w:val="0000FF"/>
-                <w:szCs w:val="24"/>
-              </w:rPr>
-            </w:pPr>
-            <w:r>
-              <w:rPr>
-                <w:rFonts w:ascii="標楷體" w:eastAsia="標楷體" w:hAnsi="標楷體" w:cs="Arial" w:hint="eastAsia"/>
-                <w:color w:val="0000FF"/>
-                <w:kern w:val="0"/>
-                <w:szCs w:val="24"/>
-              </w:rPr>
-              <w:t>為有效管理本公司及各子公司運用網路爬蟲技術蒐集外部公開資料之作業，確保資料蒐集過程符合相關法令規範並降低法律及資安風險，就</w:t>
-            </w:r>
-            <w:r>
-              <w:rPr>
-                <w:rFonts w:ascii="標楷體" w:eastAsia="標楷體" w:hAnsi="標楷體" w:cs="Arial" w:hint="eastAsia"/>
-                <w:color w:val="0000FF"/>
-                <w:kern w:val="0"/>
-                <w:szCs w:val="24"/>
-                <w:u w:val="single"/>
-              </w:rPr>
-              <w:t>適用範圍</w:t>
-            </w:r>
-            <w:r>
-              <w:rPr>
-                <w:rFonts w:ascii="標楷體" w:eastAsia="標楷體" w:hAnsi="標楷體" w:cs="Arial" w:hint="eastAsia"/>
-                <w:color w:val="0000FF"/>
-                <w:kern w:val="0"/>
-                <w:szCs w:val="24"/>
-              </w:rPr>
-              <w:t>、</w:t>
-            </w:r>
-            <w:r>
-              <w:rPr>
-                <w:rFonts w:ascii="標楷體" w:eastAsia="標楷體" w:hAnsi="標楷體" w:cs="Arial" w:hint="eastAsia"/>
-                <w:color w:val="0000FF"/>
-                <w:kern w:val="0"/>
-                <w:szCs w:val="24"/>
-                <w:u w:val="single"/>
-              </w:rPr>
-              <w:t>名詞定義</w:t>
-            </w:r>
-            <w:r>
-              <w:rPr>
-                <w:rFonts w:ascii="標楷體" w:eastAsia="標楷體" w:hAnsi="標楷體" w:cs="Arial" w:hint="eastAsia"/>
-                <w:color w:val="0000FF"/>
-                <w:kern w:val="0"/>
-                <w:szCs w:val="24"/>
-              </w:rPr>
-              <w:t>、</w:t>
-            </w:r>
-            <w:r>
-              <w:rPr>
-                <w:rFonts w:ascii="標楷體" w:eastAsia="標楷體" w:hAnsi="標楷體" w:cs="Arial" w:hint="eastAsia"/>
-                <w:color w:val="0000FF"/>
-                <w:kern w:val="0"/>
-                <w:szCs w:val="24"/>
-                <w:u w:val="single"/>
-              </w:rPr>
-              <w:t>管理權責</w:t>
-            </w:r>
-            <w:r>
-              <w:rPr>
-                <w:rFonts w:ascii="標楷體" w:eastAsia="標楷體" w:hAnsi="標楷體" w:cs="Arial" w:hint="eastAsia"/>
-                <w:color w:val="0000FF"/>
-                <w:kern w:val="0"/>
-                <w:szCs w:val="24"/>
-              </w:rPr>
-              <w:t>、</w:t>
-            </w:r>
-            <w:r>
-              <w:rPr>
-                <w:rFonts w:ascii="標楷體" w:eastAsia="標楷體" w:hAnsi="標楷體" w:cs="Arial" w:hint="eastAsia"/>
-                <w:color w:val="0000FF"/>
-                <w:kern w:val="0"/>
-                <w:szCs w:val="24"/>
-                <w:u w:val="single"/>
-              </w:rPr>
-              <w:t>爬蟲開發與部署規範</w:t>
-            </w:r>
-            <w:r>
-              <w:rPr>
-                <w:rFonts w:ascii="標楷體" w:eastAsia="標楷體" w:hAnsi="標楷體" w:cs="Arial" w:hint="eastAsia"/>
-                <w:color w:val="0000FF"/>
-                <w:kern w:val="0"/>
-                <w:szCs w:val="24"/>
-              </w:rPr>
-              <w:t>、</w:t>
-            </w:r>
-            <w:r>
-              <w:rPr>
-                <w:rFonts w:ascii="標楷體" w:eastAsia="標楷體" w:hAnsi="標楷體" w:cs="Arial" w:hint="eastAsia"/>
-                <w:color w:val="0000FF"/>
-                <w:kern w:val="0"/>
-                <w:szCs w:val="24"/>
-                <w:u w:val="single"/>
-              </w:rPr>
-              <w:t>資料蒐集原則</w:t>
-            </w:r>
-            <w:r>
-              <w:rPr>
-                <w:rFonts w:ascii="標楷體" w:eastAsia="標楷體" w:hAnsi="標楷體" w:cs="Arial" w:hint="eastAsia"/>
-                <w:color w:val="0000FF"/>
-                <w:kern w:val="0"/>
-                <w:szCs w:val="24"/>
-              </w:rPr>
-              <w:t>及</w:t>
-            </w:r>
-            <w:r>
-              <w:rPr>
-                <w:rFonts w:ascii="標楷體" w:eastAsia="標楷體" w:hAnsi="標楷體" w:cs="Arial" w:hint="eastAsia"/>
-                <w:color w:val="0000FF"/>
-                <w:kern w:val="0"/>
-                <w:szCs w:val="24"/>
-                <w:u w:val="single"/>
-              </w:rPr>
-              <w:t>監控機制</w:t>
-            </w:r>
-            <w:r>
-              <w:rPr>
-                <w:rFonts w:ascii="標楷體" w:eastAsia="標楷體" w:hAnsi="標楷體" w:cs="Arial" w:hint="eastAsia"/>
-                <w:color w:val="0000FF"/>
-                <w:kern w:val="0"/>
-                <w:szCs w:val="24"/>
-              </w:rPr>
-              <w:t>等事宜訂定本要點，以資遵循。</w:t>
-            </w:r>
-          </w:p>
-        </w:tc>
-      </w:tr>
-      <w:tr>
-        <w:trPr>
-          <w:trHeight w:val="194"/>
-        </w:trPr>
-        <w:tc>
-          <w:tcPr>
-            <w:tcW w:w="596" w:type="dxa"/>
-            <w:tcBorders>
-              <w:top w:val="single" w:sz="8" w:space="0" w:color="auto"/>
-              <w:left w:val="single" w:sz="8" w:space="0" w:color="auto"/>
-              <w:bottom w:val="single" w:sz="8" w:space="0" w:color="auto"/>
-              <w:right w:val="single" w:sz="8" w:space="0" w:color="auto"/>
-            </w:tcBorders>
-            <w:tcMar>
-              <w:top w:w="0" w:type="dxa"/>
-              <w:left w:w="108" w:type="dxa"/>
-              <w:bottom w:w="0" w:type="dxa"/>
-              <w:right w:w="108" w:type="dxa"/>
-            </w:tcMar>
-            <w:vAlign w:val="center"/>
-          </w:tcPr>
-          <w:p>
-            <w:pPr>
-              <w:jc w:val="center"/>
-              <w:rPr>
-                <w:rFonts w:ascii="Century Gothic" w:eastAsia="標楷體" w:hAnsi="Century Gothic"/>
-                <w:color w:val="0000FF"/>
-                <w:szCs w:val="24"/>
-              </w:rPr>
-            </w:pPr>
-            <w:r>
-              <w:rPr>
-                <w:rFonts w:ascii="Century Gothic" w:eastAsia="標楷體" w:hAnsi="Century Gothic" w:hint="eastAsia"/>
-                <w:color w:val="0000FF"/>
-                <w:szCs w:val="24"/>
-              </w:rPr>
-              <w:t>4</w:t>
-            </w:r>
-          </w:p>
-        </w:tc>
-        <w:tc>
-          <w:tcPr>
-            <w:tcW w:w="2381" w:type="dxa"/>
-            <w:tcBorders>
-              <w:top w:val="single" w:sz="8" w:space="0" w:color="auto"/>
-              <w:left w:val="nil"/>
-              <w:bottom w:val="single" w:sz="8" w:space="0" w:color="auto"/>
-              <w:right w:val="single" w:sz="8" w:space="0" w:color="auto"/>
-            </w:tcBorders>
-            <w:tcMar>
-              <w:top w:w="0" w:type="dxa"/>
-              <w:left w:w="108" w:type="dxa"/>
-              <w:bottom w:w="0" w:type="dxa"/>
-              <w:right w:w="108" w:type="dxa"/>
-            </w:tcMar>
-            <w:vAlign w:val="center"/>
-          </w:tcPr>
-          <w:p>
-            <w:pPr>
-              <w:jc w:val="center"/>
-              <w:rPr>
-                <w:rFonts w:ascii="Century Gothic" w:eastAsia="標楷體" w:hAnsi="Century Gothic"/>
-                <w:color w:val="0000FF"/>
-                <w:szCs w:val="24"/>
-              </w:rPr>
-            </w:pPr>
-            <w:r>
-              <w:rPr>
-                <w:rFonts w:ascii="Century Gothic" w:eastAsia="標楷體" w:hAnsi="Century Gothic" w:hint="eastAsia"/>
-                <w:color w:val="0000FF"/>
-                <w:szCs w:val="24"/>
-              </w:rPr>
-              <w:t>運用人工智慧</w:t>
-            </w:r>
-          </w:p>
-          <w:p>
-            <w:pPr>
-              <w:jc w:val="center"/>
-              <w:rPr>
-                <w:rFonts w:ascii="Century Gothic" w:eastAsia="標楷體" w:hAnsi="Century Gothic"/>
-                <w:color w:val="0000FF"/>
-                <w:szCs w:val="24"/>
-              </w:rPr>
-            </w:pPr>
-            <w:r>
-              <w:rPr>
-                <w:rFonts w:ascii="Century Gothic" w:eastAsia="標楷體" w:hAnsi="Century Gothic" w:hint="eastAsia"/>
-                <w:color w:val="0000FF"/>
-                <w:szCs w:val="24"/>
-              </w:rPr>
-              <w:t>管理政策</w:t>
-            </w:r>
-          </w:p>
-        </w:tc>
-        <w:tc>
-          <w:tcPr>
-            <w:tcW w:w="11643" w:type="dxa"/>
-            <w:tcBorders>
-              <w:top w:val="single" w:sz="8" w:space="0" w:color="auto"/>
-              <w:left w:val="nil"/>
-              <w:bottom w:val="single" w:sz="8" w:space="0" w:color="auto"/>
-              <w:right w:val="single" w:sz="8" w:space="0" w:color="auto"/>
-            </w:tcBorders>
-            <w:tcMar>
-              <w:top w:w="0" w:type="dxa"/>
-              <w:left w:w="108" w:type="dxa"/>
-              <w:bottom w:w="0" w:type="dxa"/>
-              <w:right w:w="108" w:type="dxa"/>
-            </w:tcMar>
-            <w:vAlign w:val="center"/>
-          </w:tcPr>
-          <w:p>
-            <w:pPr>
-              <w:jc w:val="both"/>
-              <w:rPr>
-                <w:rFonts w:ascii="Century Gothic" w:eastAsia="標楷體" w:hAnsi="Century Gothic"/>
-                <w:color w:val="0000FF"/>
-                <w:szCs w:val="24"/>
-              </w:rPr>
-            </w:pPr>
-            <w:r>
-              <w:rPr>
-                <w:rFonts w:ascii="標楷體" w:eastAsia="標楷體" w:hAnsi="標楷體" w:cs="Arial" w:hint="eastAsia"/>
-                <w:color w:val="0000FF"/>
-                <w:kern w:val="0"/>
-                <w:szCs w:val="24"/>
-              </w:rPr>
-              <w:t>為建立本公司運用人工智慧技術之最高指導原則，確保AI應用符合公平性、透明性、安全性及可問責性，並依循金管會「金融業運用人工智慧（AI）指引」及相關法令規範，就</w:t>
-            </w:r>
-            <w:r>
-              <w:rPr>
-                <w:rFonts w:ascii="標楷體" w:eastAsia="標楷體" w:hAnsi="標楷體" w:cs="Arial" w:hint="eastAsia"/>
-                <w:color w:val="0000FF"/>
-                <w:kern w:val="0"/>
-                <w:szCs w:val="24"/>
-                <w:u w:val="single"/>
-              </w:rPr>
-              <w:t>AI治理願景與策略</w:t>
-            </w:r>
-            <w:r>
-              <w:rPr>
-                <w:rFonts w:ascii="標楷體" w:eastAsia="標楷體" w:hAnsi="標楷體" w:cs="Arial" w:hint="eastAsia"/>
-                <w:color w:val="0000FF"/>
-                <w:kern w:val="0"/>
-                <w:szCs w:val="24"/>
-              </w:rPr>
-              <w:t>、</w:t>
-            </w:r>
-            <w:r>
-              <w:rPr>
-                <w:rFonts w:ascii="標楷體" w:eastAsia="標楷體" w:hAnsi="標楷體" w:cs="Arial" w:hint="eastAsia"/>
-                <w:color w:val="0000FF"/>
-                <w:kern w:val="0"/>
-                <w:szCs w:val="24"/>
-                <w:u w:val="single"/>
-              </w:rPr>
-              <w:t>風險管理架構</w:t>
-            </w:r>
-            <w:r>
-              <w:rPr>
-                <w:rFonts w:ascii="標楷體" w:eastAsia="標楷體" w:hAnsi="標楷體" w:cs="Arial" w:hint="eastAsia"/>
-                <w:color w:val="0000FF"/>
-                <w:kern w:val="0"/>
-                <w:szCs w:val="24"/>
-              </w:rPr>
-              <w:t>、</w:t>
-            </w:r>
-            <w:r>
-              <w:rPr>
-                <w:rFonts w:ascii="標楷體" w:eastAsia="標楷體" w:hAnsi="標楷體" w:cs="Arial" w:hint="eastAsia"/>
-                <w:color w:val="0000FF"/>
-                <w:kern w:val="0"/>
-                <w:szCs w:val="24"/>
-                <w:u w:val="single"/>
-              </w:rPr>
-              <w:t>倫理原則</w:t>
-            </w:r>
-            <w:r>
-              <w:rPr>
-                <w:rFonts w:ascii="標楷體" w:eastAsia="標楷體" w:hAnsi="標楷體" w:cs="Arial" w:hint="eastAsia"/>
-                <w:color w:val="0000FF"/>
-                <w:kern w:val="0"/>
-                <w:szCs w:val="24"/>
-              </w:rPr>
-              <w:t>、</w:t>
-            </w:r>
-            <w:r>
-              <w:rPr>
-                <w:rFonts w:ascii="標楷體" w:eastAsia="標楷體" w:hAnsi="標楷體" w:cs="Arial" w:hint="eastAsia"/>
-                <w:color w:val="0000FF"/>
-                <w:kern w:val="0"/>
-                <w:szCs w:val="24"/>
-                <w:u w:val="single"/>
-              </w:rPr>
-              <w:t>組織職責</w:t>
-            </w:r>
-            <w:r>
-              <w:rPr>
-                <w:rFonts w:ascii="標楷體" w:eastAsia="標楷體" w:hAnsi="標楷體" w:cs="Arial" w:hint="eastAsia"/>
-                <w:color w:val="0000FF"/>
-                <w:kern w:val="0"/>
-                <w:szCs w:val="24"/>
-              </w:rPr>
-              <w:t>及</w:t>
-            </w:r>
-            <w:r>
-              <w:rPr>
-                <w:rFonts w:ascii="標楷體" w:eastAsia="標楷體" w:hAnsi="標楷體" w:cs="Arial" w:hint="eastAsia"/>
-                <w:color w:val="0000FF"/>
-                <w:kern w:val="0"/>
-                <w:szCs w:val="24"/>
-                <w:u w:val="single"/>
-              </w:rPr>
-              <w:t>持續監督機制</w:t>
-            </w:r>
-            <w:r>
-              <w:rPr>
-                <w:rFonts w:ascii="標楷體" w:eastAsia="標楷體" w:hAnsi="標楷體" w:cs="Arial" w:hint="eastAsia"/>
-                <w:color w:val="0000FF"/>
-                <w:kern w:val="0"/>
-                <w:szCs w:val="24"/>
-              </w:rPr>
-              <w:t>等事宜訂定本政策，以資遵循。</w:t>
-            </w:r>
-          </w:p>
-        </w:tc>
-      </w:tr>
-      <w:tr>
-        <w:trPr>
-          <w:trHeight w:val="194"/>
-        </w:trPr>
-        <w:tc>
-          <w:tcPr>
-            <w:tcW w:w="596" w:type="dxa"/>
-            <w:tcBorders>
-              <w:top w:val="single" w:sz="8" w:space="0" w:color="auto"/>
-              <w:left w:val="single" w:sz="8" w:space="0" w:color="auto"/>
-              <w:bottom w:val="single" w:sz="8" w:space="0" w:color="auto"/>
-              <w:right w:val="single" w:sz="8" w:space="0" w:color="auto"/>
-            </w:tcBorders>
-            <w:tcMar>
-              <w:top w:w="0" w:type="dxa"/>
-              <w:left w:w="108" w:type="dxa"/>
-              <w:bottom w:w="0" w:type="dxa"/>
-              <w:right w:w="108" w:type="dxa"/>
-            </w:tcMar>
-            <w:vAlign w:val="center"/>
-          </w:tcPr>
-          <w:p>
-            <w:pPr>
-              <w:jc w:val="center"/>
-              <w:rPr>
-                <w:rFonts w:ascii="Century Gothic" w:eastAsia="標楷體" w:hAnsi="Century Gothic"/>
-                <w:color w:val="0000FF"/>
-                <w:szCs w:val="24"/>
-              </w:rPr>
-            </w:pPr>
-            <w:r>
-              <w:rPr>
-                <w:rFonts w:ascii="Century Gothic" w:eastAsia="標楷體" w:hAnsi="Century Gothic" w:hint="eastAsia"/>
-                <w:color w:val="0000FF"/>
-                <w:szCs w:val="24"/>
-              </w:rPr>
-              <w:t>5</w:t>
             </w:r>
           </w:p>
         </w:tc>
@@ -1708,6 +1058,656 @@
       </w:tr>
       <w:tr>
         <w:trPr>
+          <w:trHeight w:val="855"/>
+        </w:trPr>
+        <w:tc>
+          <w:tcPr>
+            <w:tcW w:w="596" w:type="dxa"/>
+            <w:tcBorders>
+              <w:top w:val="single" w:sz="8" w:space="0" w:color="auto"/>
+              <w:left w:val="single" w:sz="8" w:space="0" w:color="auto"/>
+              <w:bottom w:val="single" w:sz="8" w:space="0" w:color="auto"/>
+              <w:right w:val="single" w:sz="8" w:space="0" w:color="auto"/>
+            </w:tcBorders>
+            <w:tcMar>
+              <w:top w:w="0" w:type="dxa"/>
+              <w:left w:w="108" w:type="dxa"/>
+              <w:bottom w:w="0" w:type="dxa"/>
+              <w:right w:w="108" w:type="dxa"/>
+            </w:tcMar>
+            <w:vAlign w:val="center"/>
+          </w:tcPr>
+          <w:p>
+            <w:pPr>
+              <w:jc w:val="center"/>
+              <w:rPr>
+                <w:rFonts w:ascii="Century Gothic" w:eastAsia="標楷體" w:hAnsi="Century Gothic"/>
+                <w:color w:val="0000FF"/>
+                <w:szCs w:val="24"/>
+              </w:rPr>
+            </w:pPr>
+            <w:r>
+              <w:rPr>
+                <w:rFonts w:ascii="Century Gothic" w:eastAsia="標楷體" w:hAnsi="Century Gothic"/>
+                <w:color w:val="0000FF"/>
+                <w:szCs w:val="24"/>
+              </w:rPr>
+              <w:t>1</w:t>
+            </w:r>
+          </w:p>
+        </w:tc>
+        <w:tc>
+          <w:tcPr>
+            <w:tcW w:w="2381" w:type="dxa"/>
+            <w:tcBorders>
+              <w:top w:val="single" w:sz="8" w:space="0" w:color="auto"/>
+              <w:left w:val="nil"/>
+              <w:bottom w:val="single" w:sz="8" w:space="0" w:color="auto"/>
+              <w:right w:val="single" w:sz="8" w:space="0" w:color="auto"/>
+            </w:tcBorders>
+            <w:tcMar>
+              <w:top w:w="0" w:type="dxa"/>
+              <w:left w:w="108" w:type="dxa"/>
+              <w:bottom w:w="0" w:type="dxa"/>
+              <w:right w:w="108" w:type="dxa"/>
+            </w:tcMar>
+            <w:vAlign w:val="center"/>
+          </w:tcPr>
+          <w:p>
+            <w:pPr>
+              <w:jc w:val="center"/>
+              <w:rPr>
+                <w:rFonts w:ascii="Century Gothic" w:eastAsia="標楷體" w:hAnsi="Century Gothic"/>
+                <w:color w:val="0000FF"/>
+                <w:szCs w:val="24"/>
+              </w:rPr>
+            </w:pPr>
+            <w:r>
+              <w:rPr>
+                <w:rFonts w:ascii="Century Gothic" w:eastAsia="標楷體" w:hAnsi="Century Gothic" w:hint="eastAsia"/>
+                <w:color w:val="0000FF"/>
+                <w:szCs w:val="24"/>
+              </w:rPr>
+              <w:t>新興科技應用</w:t>
+            </w:r>
+          </w:p>
+          <w:p>
+            <w:pPr>
+              <w:jc w:val="center"/>
+              <w:rPr>
+                <w:rFonts w:ascii="Century Gothic" w:eastAsia="標楷體" w:hAnsi="Century Gothic"/>
+                <w:color w:val="0000FF"/>
+                <w:szCs w:val="24"/>
+              </w:rPr>
+            </w:pPr>
+            <w:r>
+              <w:rPr>
+                <w:rFonts w:ascii="Century Gothic" w:eastAsia="標楷體" w:hAnsi="Century Gothic" w:hint="eastAsia"/>
+                <w:color w:val="0000FF"/>
+                <w:szCs w:val="24"/>
+              </w:rPr>
+              <w:t>管理準則</w:t>
+            </w:r>
+          </w:p>
+        </w:tc>
+        <w:tc>
+          <w:tcPr>
+            <w:tcW w:w="11643" w:type="dxa"/>
+            <w:tcBorders>
+              <w:top w:val="single" w:sz="8" w:space="0" w:color="auto"/>
+              <w:left w:val="nil"/>
+              <w:bottom w:val="single" w:sz="8" w:space="0" w:color="auto"/>
+              <w:right w:val="single" w:sz="8" w:space="0" w:color="auto"/>
+            </w:tcBorders>
+            <w:tcMar>
+              <w:top w:w="0" w:type="dxa"/>
+              <w:left w:w="108" w:type="dxa"/>
+              <w:bottom w:w="0" w:type="dxa"/>
+              <w:right w:w="108" w:type="dxa"/>
+            </w:tcMar>
+            <w:vAlign w:val="center"/>
+          </w:tcPr>
+          <w:p>
+            <w:pPr>
+              <w:jc w:val="both"/>
+              <w:rPr>
+                <w:rFonts w:ascii="Century Gothic" w:eastAsia="標楷體" w:hAnsi="Century Gothic"/>
+                <w:b/>
+                <w:bCs/>
+                <w:color w:val="0000FF"/>
+                <w:szCs w:val="24"/>
+              </w:rPr>
+            </w:pPr>
+            <w:r>
+              <w:rPr>
+                <w:rFonts w:ascii="標楷體" w:eastAsia="標楷體" w:hAnsi="標楷體" w:cs="Arial" w:hint="eastAsia"/>
+                <w:color w:val="0000FF"/>
+                <w:kern w:val="0"/>
+                <w:szCs w:val="24"/>
+              </w:rPr>
+              <w:t>為以風險基礎方法建立本公司及</w:t>
+            </w:r>
+            <w:r>
+              <w:rPr>
+                <w:rFonts w:ascii="標楷體" w:eastAsia="標楷體" w:hAnsi="標楷體" w:hint="eastAsia"/>
+                <w:color w:val="0000FF"/>
+              </w:rPr>
+              <w:t>國內</w:t>
+            </w:r>
+            <w:bookmarkStart w:id="0" w:name="_Hlk203058139"/>
+            <w:r>
+              <w:rPr>
+                <w:rFonts w:ascii="標楷體" w:eastAsia="標楷體" w:hAnsi="標楷體" w:hint="eastAsia"/>
+                <w:color w:val="0000FF"/>
+              </w:rPr>
+              <w:t>各</w:t>
+            </w:r>
+            <w:bookmarkEnd w:id="0"/>
+            <w:r>
+              <w:rPr>
+                <w:rFonts w:ascii="標楷體" w:eastAsia="標楷體" w:hAnsi="標楷體" w:cs="Arial" w:hint="eastAsia"/>
+                <w:color w:val="0000FF"/>
+                <w:kern w:val="0"/>
+                <w:szCs w:val="24"/>
+              </w:rPr>
+              <w:t>子公司運用新興科技應用之管理機制，參考金管會</w:t>
+            </w:r>
+            <w:bookmarkStart w:id="1" w:name="_Hlk199259759"/>
+            <w:r>
+              <w:rPr>
+                <w:rFonts w:ascii="標楷體" w:eastAsia="標楷體" w:hAnsi="標楷體" w:cs="Arial" w:hint="eastAsia"/>
+                <w:color w:val="0000FF"/>
+                <w:kern w:val="0"/>
+                <w:szCs w:val="24"/>
+              </w:rPr>
+              <w:t>「金融業運用人工智慧</w:t>
+            </w:r>
+            <w:r>
+              <w:rPr>
+                <w:rFonts w:ascii="Times New Roman" w:eastAsia="標楷體" w:hAnsi="Times New Roman" w:cs="Times New Roman"/>
+                <w:color w:val="0000FF"/>
+                <w:kern w:val="0"/>
+                <w:szCs w:val="24"/>
+              </w:rPr>
+              <w:t>（</w:t>
+            </w:r>
+            <w:r>
+              <w:rPr>
+                <w:rFonts w:ascii="Times New Roman" w:eastAsia="標楷體" w:hAnsi="Times New Roman" w:cs="Times New Roman" w:hint="eastAsia"/>
+                <w:color w:val="0000FF"/>
+                <w:kern w:val="0"/>
+                <w:szCs w:val="24"/>
+              </w:rPr>
+              <w:t>AI</w:t>
+            </w:r>
+            <w:r>
+              <w:rPr>
+                <w:rFonts w:ascii="Times New Roman" w:eastAsia="標楷體" w:hAnsi="Times New Roman" w:cs="Times New Roman"/>
+                <w:color w:val="0000FF"/>
+                <w:kern w:val="0"/>
+                <w:szCs w:val="24"/>
+              </w:rPr>
+              <w:t>）指引</w:t>
+            </w:r>
+            <w:r>
+              <w:rPr>
+                <w:rFonts w:ascii="標楷體" w:eastAsia="標楷體" w:hAnsi="標楷體" w:cs="Arial" w:hint="eastAsia"/>
+                <w:color w:val="0000FF"/>
+                <w:kern w:val="0"/>
+                <w:szCs w:val="24"/>
+              </w:rPr>
+              <w:t>」</w:t>
+            </w:r>
+            <w:bookmarkEnd w:id="1"/>
+            <w:r>
+              <w:rPr>
+                <w:rFonts w:ascii="標楷體" w:eastAsia="標楷體" w:hAnsi="標楷體" w:cs="Arial" w:hint="eastAsia"/>
+                <w:color w:val="0000FF"/>
+                <w:kern w:val="0"/>
+                <w:szCs w:val="24"/>
+              </w:rPr>
+              <w:t>，</w:t>
+            </w:r>
+            <w:r>
+              <w:rPr>
+                <w:rFonts w:ascii="標楷體" w:eastAsia="標楷體" w:hAnsi="標楷體" w:cs="Arial"/>
+                <w:color w:val="0000FF"/>
+                <w:kern w:val="0"/>
+                <w:szCs w:val="24"/>
+              </w:rPr>
+              <w:t>就</w:t>
+            </w:r>
+            <w:r>
+              <w:rPr>
+                <w:rFonts w:ascii="標楷體" w:eastAsia="標楷體" w:hAnsi="標楷體" w:cs="Arial" w:hint="eastAsia"/>
+                <w:color w:val="0000FF"/>
+                <w:kern w:val="0"/>
+                <w:szCs w:val="24"/>
+                <w:u w:val="single"/>
+              </w:rPr>
+              <w:t>定義</w:t>
+            </w:r>
+            <w:r>
+              <w:rPr>
+                <w:rFonts w:ascii="標楷體" w:eastAsia="標楷體" w:hAnsi="標楷體" w:cs="Arial" w:hint="eastAsia"/>
+                <w:color w:val="0000FF"/>
+                <w:kern w:val="0"/>
+                <w:szCs w:val="24"/>
+              </w:rPr>
+              <w:t>、</w:t>
+            </w:r>
+            <w:r>
+              <w:rPr>
+                <w:rFonts w:ascii="標楷體" w:eastAsia="標楷體" w:hAnsi="標楷體" w:cs="Arial" w:hint="eastAsia"/>
+                <w:color w:val="0000FF"/>
+                <w:kern w:val="0"/>
+                <w:szCs w:val="24"/>
+                <w:u w:val="single"/>
+              </w:rPr>
+              <w:t>遵循原則</w:t>
+            </w:r>
+            <w:r>
+              <w:rPr>
+                <w:rFonts w:ascii="標楷體" w:eastAsia="標楷體" w:hAnsi="標楷體" w:cs="Arial" w:hint="eastAsia"/>
+                <w:color w:val="0000FF"/>
+                <w:kern w:val="0"/>
+                <w:szCs w:val="24"/>
+              </w:rPr>
+              <w:t>、</w:t>
+            </w:r>
+            <w:r>
+              <w:rPr>
+                <w:rFonts w:ascii="標楷體" w:eastAsia="標楷體" w:hAnsi="標楷體" w:cs="Arial" w:hint="eastAsia"/>
+                <w:color w:val="0000FF"/>
+                <w:kern w:val="0"/>
+                <w:szCs w:val="24"/>
+                <w:u w:val="single"/>
+              </w:rPr>
+              <w:t>治理組織設置與權責</w:t>
+            </w:r>
+            <w:r>
+              <w:rPr>
+                <w:rFonts w:ascii="標楷體" w:eastAsia="標楷體" w:hAnsi="標楷體" w:cs="Arial" w:hint="eastAsia"/>
+                <w:color w:val="0000FF"/>
+                <w:kern w:val="0"/>
+                <w:szCs w:val="24"/>
+              </w:rPr>
+              <w:t>、</w:t>
+            </w:r>
+            <w:r>
+              <w:rPr>
+                <w:rFonts w:ascii="標楷體" w:eastAsia="標楷體" w:hAnsi="標楷體" w:cs="Arial" w:hint="eastAsia"/>
+                <w:color w:val="0000FF"/>
+                <w:kern w:val="0"/>
+                <w:szCs w:val="24"/>
+                <w:u w:val="single"/>
+              </w:rPr>
+              <w:t>管理及查核機制</w:t>
+            </w:r>
+            <w:r>
+              <w:rPr>
+                <w:rFonts w:ascii="標楷體" w:eastAsia="標楷體" w:hAnsi="標楷體" w:cs="Arial"/>
+                <w:color w:val="0000FF"/>
+                <w:kern w:val="0"/>
+                <w:szCs w:val="24"/>
+              </w:rPr>
+              <w:t>等事宜</w:t>
+            </w:r>
+            <w:r>
+              <w:rPr>
+                <w:rFonts w:ascii="標楷體" w:eastAsia="標楷體" w:hAnsi="標楷體" w:cs="Arial" w:hint="eastAsia"/>
+                <w:color w:val="0000FF"/>
+                <w:kern w:val="0"/>
+                <w:szCs w:val="24"/>
+              </w:rPr>
+              <w:t>訂定本準則</w:t>
+            </w:r>
+            <w:r>
+              <w:rPr>
+                <w:rFonts w:ascii="標楷體" w:eastAsia="標楷體" w:hAnsi="標楷體" w:cs="Arial"/>
+                <w:color w:val="0000FF"/>
+                <w:kern w:val="0"/>
+                <w:szCs w:val="24"/>
+              </w:rPr>
+              <w:t>，以資遵循</w:t>
+            </w:r>
+            <w:r>
+              <w:rPr>
+                <w:rFonts w:ascii="標楷體" w:eastAsia="標楷體" w:hAnsi="標楷體" w:cs="Arial" w:hint="eastAsia"/>
+                <w:color w:val="0000FF"/>
+                <w:kern w:val="0"/>
+                <w:szCs w:val="24"/>
+              </w:rPr>
+              <w:t>。</w:t>
+            </w:r>
+          </w:p>
+        </w:tc>
+      </w:tr>
+      <w:tr>
+        <w:trPr>
+          <w:trHeight w:val="194"/>
+        </w:trPr>
+        <w:tc>
+          <w:tcPr>
+            <w:tcW w:w="596" w:type="dxa"/>
+            <w:tcBorders>
+              <w:top w:val="single" w:sz="8" w:space="0" w:color="auto"/>
+              <w:left w:val="single" w:sz="8" w:space="0" w:color="auto"/>
+              <w:bottom w:val="single" w:sz="8" w:space="0" w:color="auto"/>
+              <w:right w:val="single" w:sz="8" w:space="0" w:color="auto"/>
+            </w:tcBorders>
+            <w:tcMar>
+              <w:top w:w="0" w:type="dxa"/>
+              <w:left w:w="108" w:type="dxa"/>
+              <w:bottom w:w="0" w:type="dxa"/>
+              <w:right w:w="108" w:type="dxa"/>
+            </w:tcMar>
+            <w:vAlign w:val="center"/>
+          </w:tcPr>
+          <w:p>
+            <w:pPr>
+              <w:jc w:val="center"/>
+              <w:rPr>
+                <w:rFonts w:ascii="Century Gothic" w:eastAsia="標楷體" w:hAnsi="Century Gothic"/>
+                <w:color w:val="0000FF"/>
+                <w:szCs w:val="24"/>
+              </w:rPr>
+            </w:pPr>
+            <w:r>
+              <w:rPr>
+                <w:rFonts w:ascii="Century Gothic" w:eastAsia="標楷體" w:hAnsi="Century Gothic" w:hint="eastAsia"/>
+                <w:color w:val="0000FF"/>
+                <w:szCs w:val="24"/>
+              </w:rPr>
+              <w:t>2</w:t>
+            </w:r>
+          </w:p>
+        </w:tc>
+        <w:tc>
+          <w:tcPr>
+            <w:tcW w:w="2381" w:type="dxa"/>
+            <w:tcBorders>
+              <w:top w:val="single" w:sz="8" w:space="0" w:color="auto"/>
+              <w:left w:val="nil"/>
+              <w:bottom w:val="single" w:sz="8" w:space="0" w:color="auto"/>
+              <w:right w:val="single" w:sz="8" w:space="0" w:color="auto"/>
+            </w:tcBorders>
+            <w:tcMar>
+              <w:top w:w="0" w:type="dxa"/>
+              <w:left w:w="108" w:type="dxa"/>
+              <w:bottom w:w="0" w:type="dxa"/>
+              <w:right w:w="108" w:type="dxa"/>
+            </w:tcMar>
+            <w:vAlign w:val="center"/>
+          </w:tcPr>
+          <w:p>
+            <w:pPr>
+              <w:jc w:val="center"/>
+              <w:rPr>
+                <w:rFonts w:ascii="Century Gothic" w:eastAsia="標楷體" w:hAnsi="Century Gothic"/>
+                <w:color w:val="0000FF"/>
+                <w:szCs w:val="24"/>
+              </w:rPr>
+            </w:pPr>
+            <w:r>
+              <w:rPr>
+                <w:rFonts w:ascii="Century Gothic" w:eastAsia="標楷體" w:hAnsi="Century Gothic" w:hint="eastAsia"/>
+                <w:color w:val="0000FF"/>
+                <w:szCs w:val="24"/>
+              </w:rPr>
+              <w:t>新興科技應用</w:t>
+            </w:r>
+          </w:p>
+          <w:p>
+            <w:pPr>
+              <w:jc w:val="center"/>
+              <w:rPr>
+                <w:rFonts w:ascii="Century Gothic" w:eastAsia="標楷體" w:hAnsi="Century Gothic"/>
+                <w:color w:val="0000FF"/>
+                <w:szCs w:val="24"/>
+              </w:rPr>
+            </w:pPr>
+            <w:r>
+              <w:rPr>
+                <w:rFonts w:ascii="Century Gothic" w:eastAsia="標楷體" w:hAnsi="Century Gothic" w:hint="eastAsia"/>
+                <w:color w:val="0000FF"/>
+                <w:szCs w:val="24"/>
+              </w:rPr>
+              <w:t>人工智慧細則</w:t>
+            </w:r>
+          </w:p>
+        </w:tc>
+        <w:tc>
+          <w:tcPr>
+            <w:tcW w:w="11643" w:type="dxa"/>
+            <w:tcBorders>
+              <w:top w:val="single" w:sz="8" w:space="0" w:color="auto"/>
+              <w:left w:val="nil"/>
+              <w:bottom w:val="single" w:sz="8" w:space="0" w:color="auto"/>
+              <w:right w:val="single" w:sz="8" w:space="0" w:color="auto"/>
+            </w:tcBorders>
+            <w:tcMar>
+              <w:top w:w="0" w:type="dxa"/>
+              <w:left w:w="108" w:type="dxa"/>
+              <w:bottom w:w="0" w:type="dxa"/>
+              <w:right w:w="108" w:type="dxa"/>
+            </w:tcMar>
+            <w:vAlign w:val="center"/>
+          </w:tcPr>
+          <w:p>
+            <w:pPr>
+              <w:jc w:val="both"/>
+              <w:rPr>
+                <w:rFonts w:ascii="Century Gothic" w:eastAsia="標楷體" w:hAnsi="Century Gothic"/>
+                <w:color w:val="0000FF"/>
+                <w:szCs w:val="24"/>
+              </w:rPr>
+            </w:pPr>
+            <w:r>
+              <w:rPr>
+                <w:rFonts w:eastAsia="標楷體"/>
+                <w:color w:val="0000FF"/>
+              </w:rPr>
+              <w:t>為</w:t>
+            </w:r>
+            <w:r>
+              <w:rPr>
+                <w:rFonts w:eastAsia="標楷體" w:hint="eastAsia"/>
+                <w:color w:val="0000FF"/>
+              </w:rPr>
+              <w:t>依風險基礎方法執行</w:t>
+            </w:r>
+            <w:r>
+              <w:rPr>
+                <w:rFonts w:eastAsia="標楷體"/>
+                <w:color w:val="0000FF"/>
+              </w:rPr>
+              <w:t>運用人工智慧技術</w:t>
+            </w:r>
+            <w:r>
+              <w:rPr>
+                <w:rFonts w:eastAsia="標楷體" w:hint="eastAsia"/>
+                <w:color w:val="0000FF"/>
+              </w:rPr>
+              <w:t>之管理措施</w:t>
+            </w:r>
+            <w:r>
+              <w:rPr>
+                <w:rFonts w:eastAsia="標楷體"/>
+                <w:color w:val="0000FF"/>
+              </w:rPr>
+              <w:t>，</w:t>
+            </w:r>
+            <w:r>
+              <w:rPr>
+                <w:rFonts w:eastAsia="標楷體" w:hint="eastAsia"/>
+                <w:color w:val="0000FF"/>
+              </w:rPr>
+              <w:t>參考「金融業運用人工智慧</w:t>
+            </w:r>
+            <w:r>
+              <w:rPr>
+                <w:rFonts w:eastAsia="標楷體"/>
+                <w:color w:val="0000FF"/>
+              </w:rPr>
+              <w:t>（</w:t>
+            </w:r>
+            <w:r>
+              <w:rPr>
+                <w:rFonts w:eastAsia="標楷體" w:hint="eastAsia"/>
+                <w:color w:val="0000FF"/>
+              </w:rPr>
+              <w:t>AI</w:t>
+            </w:r>
+            <w:r>
+              <w:rPr>
+                <w:rFonts w:eastAsia="標楷體"/>
+                <w:color w:val="0000FF"/>
+              </w:rPr>
+              <w:t>）</w:t>
+            </w:r>
+            <w:r>
+              <w:rPr>
+                <w:rFonts w:eastAsia="標楷體" w:hint="eastAsia"/>
+                <w:color w:val="0000FF"/>
+              </w:rPr>
+              <w:t>指引」並依本公司「新興科技應用管理準則」，就</w:t>
+            </w:r>
+            <w:r>
+              <w:rPr>
+                <w:rFonts w:eastAsia="標楷體" w:hint="eastAsia"/>
+                <w:color w:val="0000FF"/>
+                <w:u w:val="single"/>
+              </w:rPr>
+              <w:t>適用範圍</w:t>
+            </w:r>
+            <w:r>
+              <w:rPr>
+                <w:rFonts w:eastAsia="標楷體" w:hint="eastAsia"/>
+                <w:color w:val="0000FF"/>
+              </w:rPr>
+              <w:t>、</w:t>
+            </w:r>
+            <w:r>
+              <w:rPr>
+                <w:rFonts w:eastAsia="標楷體" w:hint="eastAsia"/>
+                <w:color w:val="0000FF"/>
+                <w:u w:val="single"/>
+              </w:rPr>
+              <w:t>AI應用治理組織</w:t>
+            </w:r>
+            <w:r>
+              <w:rPr>
+                <w:rFonts w:eastAsia="標楷體" w:hint="eastAsia"/>
+                <w:color w:val="0000FF"/>
+              </w:rPr>
+              <w:t>、</w:t>
+            </w:r>
+            <w:r>
+              <w:rPr>
+                <w:rFonts w:eastAsia="標楷體"/>
+                <w:color w:val="0000FF"/>
+                <w:u w:val="single"/>
+              </w:rPr>
+              <w:t>AI治理政策制定與監督</w:t>
+            </w:r>
+            <w:r>
+              <w:rPr>
+                <w:rFonts w:eastAsia="標楷體" w:hint="eastAsia"/>
+                <w:color w:val="0000FF"/>
+              </w:rPr>
+              <w:t>、</w:t>
+            </w:r>
+            <w:r>
+              <w:rPr>
+                <w:rFonts w:eastAsia="標楷體" w:hint="eastAsia"/>
+                <w:color w:val="0000FF"/>
+                <w:u w:val="single"/>
+              </w:rPr>
+              <w:t>本公司</w:t>
+            </w:r>
+            <w:r>
+              <w:rPr>
+                <w:rFonts w:eastAsia="標楷體"/>
+                <w:color w:val="0000FF"/>
+                <w:u w:val="single"/>
+              </w:rPr>
+              <w:t>AI應用</w:t>
+            </w:r>
+            <w:r>
+              <w:rPr>
+                <w:rFonts w:eastAsia="標楷體" w:hint="eastAsia"/>
+                <w:color w:val="0000FF"/>
+                <w:u w:val="single"/>
+              </w:rPr>
+              <w:t>風險管理</w:t>
+            </w:r>
+            <w:r>
+              <w:rPr>
+                <w:rFonts w:eastAsia="標楷體" w:hint="eastAsia"/>
+                <w:color w:val="0000FF"/>
+              </w:rPr>
+              <w:t>、</w:t>
+            </w:r>
+            <w:r>
+              <w:rPr>
+                <w:rFonts w:eastAsia="標楷體"/>
+                <w:color w:val="0000FF"/>
+                <w:u w:val="single"/>
+              </w:rPr>
+              <w:t>子公司AI應用專案</w:t>
+            </w:r>
+            <w:r>
+              <w:rPr>
+                <w:rFonts w:eastAsia="標楷體" w:hint="eastAsia"/>
+                <w:color w:val="0000FF"/>
+                <w:u w:val="single"/>
+              </w:rPr>
+              <w:t>備查機制</w:t>
+            </w:r>
+            <w:r>
+              <w:rPr>
+                <w:rFonts w:eastAsia="標楷體" w:hint="eastAsia"/>
+                <w:color w:val="0000FF"/>
+              </w:rPr>
+              <w:t>、</w:t>
+            </w:r>
+            <w:r>
+              <w:rPr>
+                <w:rFonts w:eastAsia="標楷體"/>
+                <w:color w:val="0000FF"/>
+                <w:u w:val="single"/>
+              </w:rPr>
+              <w:t>AI應用專案定期盤點</w:t>
+            </w:r>
+            <w:r>
+              <w:rPr>
+                <w:rFonts w:eastAsia="標楷體" w:hint="eastAsia"/>
+                <w:color w:val="0000FF"/>
+              </w:rPr>
+              <w:t>、</w:t>
+            </w:r>
+            <w:r>
+              <w:rPr>
+                <w:rFonts w:eastAsia="標楷體"/>
+                <w:color w:val="0000FF"/>
+                <w:u w:val="single"/>
+              </w:rPr>
+              <w:t>第三方業者暨委外之監督管理</w:t>
+            </w:r>
+            <w:r>
+              <w:rPr>
+                <w:rFonts w:ascii="Century Gothic" w:eastAsia="標楷體" w:hAnsi="Century Gothic"/>
+                <w:color w:val="0000FF"/>
+                <w:szCs w:val="24"/>
+              </w:rPr>
+              <w:t>等事宜訂定本細則，以資遵循。</w:t>
+            </w:r>
+          </w:p>
+        </w:tc>
+      </w:tr>
+      <w:tr>
+        <w:trPr>
           <w:trHeight w:val="1351"/>
         </w:trPr>
         <w:tc>
@@ -1741,7 +1741,7 @@
                 <w:rFonts w:ascii="Century Gothic" w:eastAsia="標楷體" w:hAnsi="Century Gothic"/>
                 <w:szCs w:val="24"/>
               </w:rPr>
-              <w:t>1</w:t>
+              <w:t>3</w:t>
             </w:r>
           </w:p>
         </w:tc>
@@ -1907,7 +1907,7 @@
                 <w:rFonts w:ascii="Century Gothic" w:eastAsia="標楷體" w:hAnsi="Century Gothic"/>
                 <w:szCs w:val="24"/>
               </w:rPr>
-              <w:t>2</w:t>
+              <w:t>4</w:t>
             </w:r>
           </w:p>
         </w:tc>
@@ -2109,7 +2109,7 @@
                 <w:szCs w:val="24"/>
               </w:rPr>
               <w:lastRenderedPageBreak/>
-              <w:t>3</w:t>
+              <w:t>5</w:t>
             </w:r>
           </w:p>
         </w:tc>
@@ -2247,225 +2247,6 @@
                 <w:u w:val="single"/>
               </w:rPr>
               <w:t>存取使用及權限管理</w:t>
-            </w:r>
-            <w:r>
-              <w:rPr>
-                <w:rFonts w:ascii="Century Gothic" w:eastAsia="標楷體" w:hAnsi="Century Gothic"/>
-                <w:szCs w:val="24"/>
-              </w:rPr>
-              <w:t>等事宜訂定本要點，以資遵循。</w:t>
-            </w:r>
-          </w:p>
-        </w:tc>
-      </w:tr>
-      <w:tr>
-        <w:trPr>
-          <w:trHeight w:val="405"/>
-        </w:trPr>
-        <w:tc>
-          <w:tcPr>
-            <w:tcW w:w="596" w:type="dxa"/>
-            <w:tcBorders>
-              <w:top w:val="single" w:sz="4" w:space="0" w:color="auto"/>
-              <w:left w:val="single" w:sz="8" w:space="0" w:color="auto"/>
-              <w:bottom w:val="single" w:sz="8" w:space="0" w:color="auto"/>
-              <w:right w:val="single" w:sz="8" w:space="0" w:color="auto"/>
-            </w:tcBorders>
-            <w:tcMar>
-              <w:top w:w="0" w:type="dxa"/>
-              <w:left w:w="108" w:type="dxa"/>
-              <w:bottom w:w="0" w:type="dxa"/>
-              <w:right w:w="108" w:type="dxa"/>
-            </w:tcMar>
-            <w:vAlign w:val="center"/>
-            <w:hideMark/>
-          </w:tcPr>
-          <w:p>
-            <w:pPr>
-              <w:jc w:val="center"/>
-              <w:rPr>
-                <w:rFonts w:ascii="Century Gothic" w:eastAsia="標楷體" w:hAnsi="Century Gothic"/>
-                <w:szCs w:val="24"/>
-              </w:rPr>
-            </w:pPr>
-            <w:r>
-              <w:rPr>
-                <w:rFonts w:ascii="Century Gothic" w:eastAsia="標楷體" w:hAnsi="Century Gothic"/>
-                <w:szCs w:val="24"/>
-              </w:rPr>
-              <w:t>4</w:t>
-            </w:r>
-          </w:p>
-        </w:tc>
-        <w:tc>
-          <w:tcPr>
-            <w:tcW w:w="2381" w:type="dxa"/>
-            <w:tcBorders>
-              <w:top w:val="single" w:sz="4" w:space="0" w:color="auto"/>
-              <w:left w:val="nil"/>
-              <w:bottom w:val="single" w:sz="8" w:space="0" w:color="auto"/>
-              <w:right w:val="single" w:sz="8" w:space="0" w:color="auto"/>
-            </w:tcBorders>
-            <w:tcMar>
-              <w:top w:w="0" w:type="dxa"/>
-              <w:left w:w="108" w:type="dxa"/>
-              <w:bottom w:w="0" w:type="dxa"/>
-              <w:right w:w="108" w:type="dxa"/>
-            </w:tcMar>
-            <w:vAlign w:val="center"/>
-            <w:hideMark/>
-          </w:tcPr>
-          <w:p>
-            <w:pPr>
-              <w:jc w:val="center"/>
-              <w:rPr>
-                <w:rFonts w:ascii="Century Gothic" w:eastAsia="標楷體" w:hAnsi="Century Gothic"/>
-                <w:szCs w:val="24"/>
-              </w:rPr>
-            </w:pPr>
-            <w:r>
-              <w:rPr>
-                <w:rFonts w:ascii="Century Gothic" w:eastAsia="標楷體" w:hAnsi="Century Gothic"/>
-                <w:szCs w:val="24"/>
-              </w:rPr>
-              <w:t>機器人流程自動化</w:t>
-            </w:r>
-          </w:p>
-          <w:p>
-            <w:pPr>
-              <w:jc w:val="center"/>
-              <w:rPr>
-                <w:rFonts w:ascii="Century Gothic" w:eastAsia="標楷體" w:hAnsi="Century Gothic"/>
-                <w:color w:val="FF0000"/>
-                <w:szCs w:val="24"/>
-                <w:highlight w:val="green"/>
-              </w:rPr>
-            </w:pPr>
-            <w:r>
-              <w:rPr>
-                <w:rFonts w:ascii="Century Gothic" w:eastAsia="標楷體" w:hAnsi="Century Gothic"/>
-                <w:szCs w:val="24"/>
-              </w:rPr>
-              <w:t>導入管理要點</w:t>
-            </w:r>
-          </w:p>
-        </w:tc>
-        <w:tc>
-          <w:tcPr>
-            <w:tcW w:w="11643" w:type="dxa"/>
-            <w:tcBorders>
-              <w:top w:val="single" w:sz="4" w:space="0" w:color="auto"/>
-              <w:left w:val="nil"/>
-              <w:bottom w:val="single" w:sz="8" w:space="0" w:color="auto"/>
-              <w:right w:val="single" w:sz="8" w:space="0" w:color="auto"/>
-            </w:tcBorders>
-            <w:tcMar>
-              <w:top w:w="0" w:type="dxa"/>
-              <w:left w:w="108" w:type="dxa"/>
-              <w:bottom w:w="0" w:type="dxa"/>
-              <w:right w:w="108" w:type="dxa"/>
-            </w:tcMar>
-            <w:vAlign w:val="center"/>
-            <w:hideMark/>
-          </w:tcPr>
-          <w:p>
-            <w:pPr>
-              <w:jc w:val="both"/>
-              <w:rPr>
-                <w:rFonts w:ascii="Century Gothic" w:eastAsia="標楷體" w:hAnsi="Century Gothic"/>
-                <w:szCs w:val="24"/>
-                <w:highlight w:val="green"/>
-              </w:rPr>
-            </w:pPr>
-            <w:r>
-              <w:rPr>
-                <w:rFonts w:ascii="Century Gothic" w:eastAsia="標楷體" w:hAnsi="Century Gothic"/>
-                <w:szCs w:val="24"/>
-              </w:rPr>
-              <w:t xml:space="preserve">為推動本公司及各子公司數位科技發展，有效管理機器人流程自動化(RoboticProcess Automation)導入需求並發揮應用綜效，就</w:t>
-            </w:r>
-            <w:r>
-              <w:rPr>
-                <w:rFonts w:ascii="Century Gothic" w:eastAsia="標楷體" w:hAnsi="Century Gothic"/>
-                <w:szCs w:val="24"/>
-                <w:u w:val="single"/>
-              </w:rPr>
-              <w:t>適用範圍</w:t>
-            </w:r>
-            <w:r>
-              <w:rPr>
-                <w:rFonts w:ascii="Century Gothic" w:eastAsia="標楷體" w:hAnsi="Century Gothic"/>
-                <w:szCs w:val="24"/>
-              </w:rPr>
-              <w:t>、</w:t>
-            </w:r>
-            <w:r>
-              <w:rPr>
-                <w:rFonts w:ascii="Century Gothic" w:eastAsia="標楷體" w:hAnsi="Century Gothic"/>
-                <w:szCs w:val="24"/>
-                <w:u w:val="single"/>
-              </w:rPr>
-              <w:t>權責分工</w:t>
-            </w:r>
-            <w:r>
-              <w:rPr>
-                <w:rFonts w:ascii="Century Gothic" w:eastAsia="標楷體" w:hAnsi="Century Gothic"/>
-                <w:szCs w:val="24"/>
-              </w:rPr>
-              <w:t>、</w:t>
-            </w:r>
-            <w:r>
-              <w:rPr>
-                <w:rFonts w:ascii="Century Gothic" w:eastAsia="標楷體" w:hAnsi="Century Gothic"/>
-                <w:szCs w:val="24"/>
-                <w:u w:val="single"/>
-              </w:rPr>
-              <w:t>控管機制</w:t>
-            </w:r>
-            <w:r>
-              <w:rPr>
-                <w:rFonts w:ascii="Century Gothic" w:eastAsia="標楷體" w:hAnsi="Century Gothic"/>
-                <w:szCs w:val="24"/>
-              </w:rPr>
-              <w:t>、</w:t>
-            </w:r>
-            <w:r>
-              <w:rPr>
-                <w:rFonts w:ascii="Century Gothic" w:eastAsia="標楷體" w:hAnsi="Century Gothic"/>
-                <w:szCs w:val="24"/>
-                <w:u w:val="single"/>
-              </w:rPr>
-              <w:t>權限申請管理流程</w:t>
-            </w:r>
-            <w:r>
-              <w:rPr>
-                <w:rFonts w:ascii="Century Gothic" w:eastAsia="標楷體" w:hAnsi="Century Gothic"/>
-                <w:szCs w:val="24"/>
-              </w:rPr>
-              <w:t>、</w:t>
-            </w:r>
-            <w:r>
-              <w:rPr>
-                <w:rFonts w:ascii="Century Gothic" w:eastAsia="標楷體" w:hAnsi="Century Gothic"/>
-                <w:szCs w:val="24"/>
-                <w:u w:val="single"/>
-              </w:rPr>
-              <w:t>持續營運計畫</w:t>
-            </w:r>
-            <w:r>
-              <w:rPr>
-                <w:rFonts w:ascii="Century Gothic" w:eastAsia="標楷體" w:hAnsi="Century Gothic"/>
-                <w:szCs w:val="24"/>
-              </w:rPr>
-              <w:t>及</w:t>
-            </w:r>
-            <w:r>
-              <w:rPr>
-                <w:rFonts w:ascii="Century Gothic" w:eastAsia="標楷體" w:hAnsi="Century Gothic"/>
-                <w:szCs w:val="24"/>
-                <w:u w:val="single"/>
-              </w:rPr>
-              <w:t>退場機制</w:t>
             </w:r>
             <w:r>
               <w:rPr>
@@ -2512,7 +2293,7 @@
                 <w:rFonts w:ascii="Century Gothic" w:eastAsia="標楷體" w:hAnsi="Century Gothic"/>
                 <w:szCs w:val="24"/>
               </w:rPr>
-              <w:t>5</w:t>
+              <w:t>6</w:t>
             </w:r>
           </w:p>
         </w:tc>
@@ -2684,7 +2465,7 @@
                 <w:rFonts w:ascii="Century Gothic" w:eastAsia="標楷體" w:hAnsi="Century Gothic"/>
                 <w:szCs w:val="24"/>
               </w:rPr>
-              <w:t>6</w:t>
+              <w:t>7</w:t>
             </w:r>
           </w:p>
         </w:tc>
@@ -2916,7 +2697,7 @@
                 <w:rFonts w:ascii="Century Gothic" w:eastAsia="標楷體" w:hAnsi="Century Gothic"/>
                 <w:szCs w:val="24"/>
               </w:rPr>
-              <w:t>7</w:t>
+              <w:t>8</w:t>
             </w:r>
           </w:p>
         </w:tc>
@@ -3114,7 +2895,7 @@
                 <w:rFonts w:ascii="Century Gothic" w:eastAsia="標楷體" w:hAnsi="Century Gothic"/>
                 <w:szCs w:val="24"/>
               </w:rPr>
-              <w:t>8</w:t>
+              <w:t>9</w:t>
             </w:r>
           </w:p>
         </w:tc>
@@ -3266,7 +3047,7 @@
                 <w:rFonts w:ascii="Century Gothic" w:eastAsia="標楷體" w:hAnsi="Century Gothic"/>
                 <w:szCs w:val="24"/>
               </w:rPr>
-              <w:t>9</w:t>
+              <w:t>10</w:t>
             </w:r>
           </w:p>
         </w:tc>
@@ -3450,7 +3231,7 @@
                 <w:szCs w:val="24"/>
               </w:rPr>
               <w:lastRenderedPageBreak/>
-              <w:t>1</w:t>
+              <w:t>11</w:t>
             </w:r>
             <w:r>
               <w:rPr>
@@ -3640,7 +3421,7 @@
                 <w:rFonts w:ascii="Century Gothic" w:eastAsia="標楷體" w:hAnsi="Century Gothic" w:hint="eastAsia"/>
                 <w:szCs w:val="24"/>
               </w:rPr>
-              <w:t>11</w:t>
+              <w:t>12</w:t>
             </w:r>
           </w:p>
         </w:tc>
@@ -3877,7 +3658,7 @@
                 <w:rFonts w:ascii="Century Gothic" w:eastAsia="標楷體" w:hAnsi="Century Gothic" w:hint="eastAsia"/>
                 <w:szCs w:val="24"/>
               </w:rPr>
-              <w:t>12</w:t>
+              <w:t>13</w:t>
             </w:r>
           </w:p>
         </w:tc>
@@ -4060,7 +3841,7 @@
                 <w:rFonts w:ascii="Century Gothic" w:eastAsia="標楷體" w:hAnsi="Century Gothic" w:hint="eastAsia"/>
                 <w:szCs w:val="24"/>
               </w:rPr>
-              <w:t>13</w:t>
+              <w:t>14</w:t>
             </w:r>
           </w:p>
         </w:tc>
@@ -4258,7 +4039,7 @@
                 <w:rFonts w:ascii="Century Gothic" w:eastAsia="標楷體" w:hAnsi="Century Gothic" w:hint="eastAsia"/>
                 <w:szCs w:val="24"/>
               </w:rPr>
-              <w:t>14</w:t>
+              <w:t>15</w:t>
             </w:r>
           </w:p>
         </w:tc>
